--- a/paper/514_Manuscript_submission_copy.docx
+++ b/paper/514_Manuscript_submission_copy.docx
@@ -556,7 +556,13 @@
         <w:rPr>
           <w:sz w:val="18"/>
         </w:rPr>
-        <w:t xml:space="preserve">Sepsis is a life-threatening condition characterized by a dysregulated host response to infection and remains a major cause of mortality in intensive care units worldwide. Early detection of sepsis is challenging due to its heterogeneous clinical presentation and rapid progression. Traditional clinical scoring systems rely on static thresholds and often fail to capture complex temporal patterns present in intensive care unit data. In this work, we propose a comprehensive sepsis prediction framework that integrates machine learning and deep learning models with a Digital Twin architecture for continuous</w:t>
+        <w:t xml:space="preserve">Sepsis is a life-threatening condition characterized by a dysregulated host response to infection and remains a major cause of mortality in intensive care units worldwide. Early detection of sepsis is challenging due to its heterogeneous clinical presentation and rapid progression. Traditional clinical scoring systems rely on static thresholds and often fail to capture complex temporal patterns present in intensive care unit data. In this work, we propose a comprehensive sepsis prediction framework that integrates machine learning and deep learning models with a Digital Twin architecture for </w:t>
+      </w:r>
+      <w:r>
+        <w:rPr>
+          <w:sz w:val="18"/>
+        </w:rPr>
+        <w:t xml:space="preserve">hourly</w:t>
       </w:r>
       <w:r>
         <w:rPr>
@@ -699,7 +705,7 @@
         <w:rPr>
           <w:sz w:val="18"/>
         </w:rPr>
-        <w:t>predict</w:t>
+        <w:t xml:space="preserve">estimate the risk that</w:t>
       </w:r>
       <w:r>
         <w:rPr>
@@ -725,20 +731,7 @@
         <w:rPr>
           <w:sz w:val="18"/>
         </w:rPr>
-        <w:t>risk</w:t>
-      </w:r>
-      <w:r>
-        <w:rPr>
-          <w:spacing w:val="-11"/>
-          <w:sz w:val="18"/>
-        </w:rPr>
-        <w:t xml:space="preserve"> </w:t>
-      </w:r>
-      <w:r>
-        <w:rPr>
-          <w:sz w:val="18"/>
-        </w:rPr>
-        <w:t>several</w:t>
+        <w:t xml:space="preserve">onset occurs within the next 6</w:t>
       </w:r>
       <w:r>
         <w:rPr>
@@ -751,7 +744,13 @@
         <w:rPr>
           <w:sz w:val="18"/>
         </w:rPr>
-        <w:t xml:space="preserve">hours before onset while providing </w:t>
+        <w:t xml:space="preserve">hours</w:t>
+      </w:r>
+      <w:r>
+        <w:rPr>
+          <w:sz w:val="18"/>
+        </w:rPr>
+        <w:t xml:space="preserve"> while providing </w:t>
       </w:r>
       <w:r>
         <w:rPr>
@@ -831,7 +830,13 @@
         <w:rPr>
           <w:sz w:val="18"/>
         </w:rPr>
-        <w:t xml:space="preserve">, Syndromic Surveillance, Differential Privacy</w:t>
+        <w:t xml:space="preserve">, Syndromic Surveillance, </w:t>
+      </w:r>
+      <w:r>
+        <w:rPr>
+          <w:sz w:val="18"/>
+        </w:rPr>
+        <w:t xml:space="preserve">Privacy-Preserving Aggregation</w:t>
       </w:r>
     </w:p>
     <w:p>
@@ -1006,7 +1011,13 @@
         <w:jc w:val="both"/>
       </w:pPr>
       <w:r>
-        <w:t xml:space="preserve">Modern hospitals generate continuous streams of physiological and clinical data, including vital signs, laboratory measurements, and device outputs. However, manual monitoring and traditional rule-based scoring systems such as SIRS and SOFA are often insufficient to identify complex, multivariate temporal patterns that precede sepsis onset. Machine learning and deep learning techniques provide the capability to analyze high-dimensional ICU data and detect early warning signals that are difficult to capture using conventional approaches [4], [6], [7].</w:t>
+        <w:t xml:space="preserve">Modern hospitals generate continuous streams of physiological and clinical data, including vital signs, laboratory measurements, and device outputs. However, manual monitoring and traditional rule-based scoring systems such as SIRS and SOFA are often insufficient to identify complex, multivariate temporal patterns that precede sepsis onset. Machine learning and deep learning techniques provide the capability to analyze high-dimensional ICU data and detect early warning signals that are difficult to capture using conventional approaches </w:t>
+      </w:r>
+      <w:r>
+        <w:t xml:space="preserve">[5],</w:t>
+      </w:r>
+      <w:r>
+        <w:t xml:space="preserve"> [6], [7].</w:t>
       </w:r>
     </w:p>
     <w:p>
@@ -1093,7 +1104,13 @@
         <w:jc w:val="both"/>
       </w:pPr>
       <w:r>
-        <w:t xml:space="preserve">Early efforts in sepsis detection relied predominantly on rule-based clinical scoring systems such as the Systemic Inflammatory Response Syndrome score and the Sequential Organ Failure Assessment score. These approaches are interpretable and easy to apply in practice but often lack sensitivity for early detection and fail to generalize across diverse patient populations. Subsequent research introduced machine learning models based on logistic regression and decision trees, which improved predictive performance by learning patterns directly from electronic health record data. Ensemble methods, including Random Forests and gradient boosting techniques such as XGBoost, further enhanced predictive accuracy, particularly on structured tabular features [1], [2], [4], [12].</w:t>
+        <w:t xml:space="preserve">Early efforts in sepsis detection relied predominantly on rule-based clinical scoring systems such as the Systemic Inflammatory Response Syndrome score and the Sequential Organ Failure Assessment score. These approaches are interpretable and easy to apply in practice but often lack sensitivity for early detection and fail to generalize across diverse patient populations. Subsequent research introduced machine learning models based on logistic regression and decision trees, which improved predictive performance by learning patterns directly from electronic health record data. Ensemble methods, including Random Forests and gradient boosting techniques such as XGBoost, further enhanced predictive accuracy, particularly on structured tabular features [1], [2], </w:t>
+      </w:r>
+      <w:r>
+        <w:t xml:space="preserve">[5],</w:t>
+      </w:r>
+      <w:r>
+        <w:t xml:space="preserve"> [12].</w:t>
       </w:r>
     </w:p>
     <w:p>
@@ -1734,7 +1751,16 @@
                 <w:sz w:val="20"/>
                 <w:szCs w:val="20"/>
               </w:rPr>
-              <w:t>[4], [12]</w:t>
+              <w:t xml:space="preserve">[5],</w:t>
+            </w:r>
+            <w:r>
+              <w:rPr>
+                <w:b w:val="0"/>
+                <w:bCs w:val="0"/>
+                <w:sz w:val="20"/>
+                <w:szCs w:val="20"/>
+              </w:rPr>
+              <w:t xml:space="preserve"> [12]</w:t>
             </w:r>
           </w:p>
         </w:tc>
@@ -1957,7 +1983,25 @@
                 <w:sz w:val="20"/>
                 <w:szCs w:val="20"/>
               </w:rPr>
-              <w:t>[1], [2], [4], [12]</w:t>
+              <w:t xml:space="preserve">[1], [2], </w:t>
+            </w:r>
+            <w:r>
+              <w:rPr>
+                <w:b w:val="0"/>
+                <w:bCs w:val="0"/>
+                <w:sz w:val="20"/>
+                <w:szCs w:val="20"/>
+              </w:rPr>
+              <w:t xml:space="preserve">[5],</w:t>
+            </w:r>
+            <w:r>
+              <w:rPr>
+                <w:b w:val="0"/>
+                <w:bCs w:val="0"/>
+                <w:sz w:val="20"/>
+                <w:szCs w:val="20"/>
+              </w:rPr>
+              <w:t xml:space="preserve"> [12]</w:t>
             </w:r>
           </w:p>
         </w:tc>
@@ -3864,7 +3908,25 @@
                 <w:sz w:val="20"/>
                 <w:szCs w:val="20"/>
               </w:rPr>
-              <w:t>Continuous risk estimation, clinician-facing interpretability</w:t>
+              <w:t xml:space="preserve">Hourly</w:t>
+            </w:r>
+            <w:r>
+              <w:rPr>
+                <w:b w:val="0"/>
+                <w:bCs w:val="0"/>
+                <w:sz w:val="20"/>
+                <w:szCs w:val="20"/>
+              </w:rPr>
+              <w:t xml:space="preserve"> risk estimation, clinician-facing </w:t>
+            </w:r>
+            <w:r>
+              <w:rPr>
+                <w:b w:val="0"/>
+                <w:bCs w:val="0"/>
+                <w:sz w:val="20"/>
+                <w:szCs w:val="20"/>
+              </w:rPr>
+              <w:t xml:space="preserve">dashboard</w:t>
             </w:r>
           </w:p>
         </w:tc>
@@ -3954,7 +4016,13 @@
         <w:jc w:val="both"/>
       </w:pPr>
       <w:r>
-        <w:t xml:space="preserve">This study uses a single ICU dataset in the format of the PhysioNet/Computing in Cardiology Challenge 2019 [5], [16], comprising 14,057 ICU stays and 546,123 hourly records. Each record contains vital signs (heart rate, oxygen saturation, temperature, systolic, diastolic and mean arterial pressure, respiratory rate), laboratory values (including lactate, creatinine, bilirubin, white blood cell count and platelets), demographics (age, sex), ICU unit indicators, hospital admission time and ICU length of stay. 2.2% of hourly records and 8.8% of patients carry a positive sepsis label.</w:t>
+        <w:t xml:space="preserve">This study uses a single ICU dataset in the format of the PhysioNet/Computing in Cardiology Challenge 2019 [5], [16], comprising 14,057 ICU stays and 546,123 hourly records. Each record contains vital signs (heart rate, oxygen saturation, temperature, systolic, diastolic and mean arterial pressure, respiratory rate), laboratory values (including lactate, creatinine, bilirubin, white blood cell count and platelets), demographics (age, sex), ICU unit indicators, </w:t>
+      </w:r>
+      <w:r>
+        <w:t xml:space="preserve">hospital admission time and ICU length of stay. Other widely used ICU databases, such as MIMIC-III [4], were not used in this study.</w:t>
+      </w:r>
+      <w:r>
+        <w:t xml:space="preserve"> 2.2% of hourly records and 8.8% of patients carry a positive sepsis label.</w:t>
       </w:r>
     </w:p>
     <w:p>
@@ -4585,7 +4653,13 @@
         <w:jc w:val="both"/>
       </w:pPr>
       <w:r>
-        <w:t xml:space="preserve">Finally, the predictions and explanations are displayed in a clinician-facing dashboard that visualizes risk trajectories, vital signs, and key driver features in an intuitive and actionable manner. This interface supports clinical decision-making by enabling early identification of high-risk patients, transparent understanding of alerts, and timely intervention. The modular</w:t>
+        <w:t xml:space="preserve">Finally, the predictions and explanations are displayed in a clinician-facing dashboard that visualizes risk trajectories, vital signs, and key driver features in an intuitive and actionable manner. </w:t>
+      </w:r>
+      <w:r>
+        <w:t xml:space="preserve">This interface is intended to support clinical decision-making by helping to identify high-risk patients and to make alerts understandable; its clinical effect was not evaluated here.</w:t>
+      </w:r>
+      <w:r>
+        <w:t xml:space="preserve"> The modular</w:t>
       </w:r>
       <w:r>
         <w:t xml:space="preserve"> nature of this pipeline forms the backbone of the proposed Sepsis Digital Twin framework, enabling continuous monitoring and dynamic patient state modeling.</w:t>
@@ -7132,7 +7206,16 @@
         <w:jc w:val="both"/>
       </w:pPr>
       <w:r>
-        <w:t xml:space="preserve">From a computational and latency perspective, tabular models such as Logistic Regression, Random Forest, and XGBoost provide near-instant inference and are therefore well suited for frequent prediction updates in a clinical environment. In contrast, sequence-based models such as LSTM and Transformer architectures benefit from GPU acceleration due to their higher computational complexity; however, for early sepsis warning applications, batched inference at hourly intervals is typically sufficient and does not compromise clinical utility.</w:t>
+        <w:t xml:space="preserve">From a computational and latency perspective, tabular models such as Logistic Regression, Random Forest, and XGBoost provide near-instant inference and are therefore well suited for frequent prediction updates in a clinical environment. In contrast, sequence-based models such as LSTM and Transformer architectures benefit from GPU acceleration due to their higher computational complexity; however, for early sepsis warning applications, batched inference at hourly intervals is typically </w:t>
+      </w:r>
+      <w:r>
+        <w:t xml:space="preserve">sufficient; clinical utility was</w:t>
+      </w:r>
+      <w:r>
+        <w:t xml:space="preserve"> not </w:t>
+      </w:r>
+      <w:r>
+        <w:t xml:space="preserve">evaluated here.</w:t>
       </w:r>
     </w:p>
     <w:p>
@@ -8214,6 +8297,79 @@
         <w:pStyle w:val="BodyText"/>
         <w:ind w:firstLine="113"/>
         <w:jc w:val="both"/>
+      </w:pPr>
+    </w:p>
+    <w:p>
+      <w:pPr>
+        <w:widowControl/>
+        <w:autoSpaceDE/>
+        <w:autoSpaceDN/>
+        <w:ind w:left="289"/>
+        <w:jc w:val="center"/>
+        <w:rPr>
+          <w:b/>
+          <w:bCs/>
+          <w:iCs/>
+          <w:sz w:val="24"/>
+          <w:szCs w:val="20"/>
+        </w:rPr>
+      </w:pPr>
+      <w:r>
+        <w:rPr>
+          <w:b/>
+          <w:bCs/>
+          <w:iCs/>
+          <w:sz w:val="24"/>
+          <w:szCs w:val="20"/>
+        </w:rPr>
+        <w:t xml:space="preserve">DATA AND CODE AVAILABILITY</w:t>
+      </w:r>
+    </w:p>
+    <w:p>
+      <w:pPr>
+        <w:pStyle w:val="BodyText"/>
+        <w:spacing w:before="51"/>
+        <w:rPr>
+          <w:b/>
+          <w:sz w:val="24"/>
+        </w:rPr>
+      </w:pPr>
+    </w:p>
+    <w:p>
+      <w:pPr>
+        <w:pStyle w:val="BodyText"/>
+        <w:ind w:firstLine="113"/>
+        <w:jc w:val="both"/>
+        <w:rPr/>
+      </w:pPr>
+      <w:r>
+        <w:t xml:space="preserve">The evaluation code, result tables, figure scripts and this manuscript’s number-to-source map are available at </w:t>
+      </w:r>
+      <w:r>
+        <w:rPr>
+          <w:highlight w:val="yellow"/>
+        </w:rPr>
+        <w:t xml:space="preserve">[[PLACEHOLDER: repository URL, e.g. https://github.com/Ashwinn04/DIGI-TWIN-SEPSIS; if the repository is private, replace with an archived copy, for example a Zenodo DOI]]</w:t>
+      </w:r>
+      <w:r>
+        <w:t xml:space="preserve"> (release tag paper514-final). The ICU data used are in the format of the PhysioNet/Computing in Cardiology Challenge 2019 [5]; </w:t>
+      </w:r>
+      <w:r>
+        <w:rPr>
+          <w:highlight w:val="yellow"/>
+        </w:rPr>
+        <w:t xml:space="preserve">[[PLACEHOLDER: source, licence and any preprocessing of the 14,057-stay file, supplied by the authors who prepared the data]]</w:t>
+      </w:r>
+      <w:r>
+        <w:t xml:space="preserve">. The data are not redistributed with the code. The weekly influenza-like-illness series was retrieved from the public CDC FluView ILINet system through the Delphi Epidata API on 9 October 2026 [21], [22].</w:t>
+      </w:r>
+    </w:p>
+    <w:p>
+      <w:pPr>
+        <w:pStyle w:val="BodyText"/>
+        <w:ind w:firstLine="113"/>
+        <w:jc w:val="both"/>
+        <w:rPr/>
       </w:pPr>
     </w:p>
     <w:p>

--- a/paper/514_Manuscript_submission_copy.docx
+++ b/paper/514_Manuscript_submission_copy.docx
@@ -8346,19 +8346,15 @@
         <w:t xml:space="preserve">The evaluation code, result tables, figure scripts and this manuscript’s number-to-source map are available at </w:t>
       </w:r>
       <w:r>
-        <w:rPr>
-          <w:highlight w:val="yellow"/>
-        </w:rPr>
-        <w:t xml:space="preserve">[[PLACEHOLDER: repository URL, e.g. https://github.com/Ashwinn04/DIGI-TWIN-SEPSIS; if the repository is private, replace with an archived copy, for example a Zenodo DOI]]</w:t>
+        <w:rPr/>
+        <w:t xml:space="preserve">https://github.com/Ashwinn04/DIGI-TWIN-SEPSIS</w:t>
       </w:r>
       <w:r>
         <w:t xml:space="preserve"> (release tag paper514-final). The ICU data used are in the format of the PhysioNet/Computing in Cardiology Challenge 2019 [5]; </w:t>
       </w:r>
       <w:r>
-        <w:rPr>
-          <w:highlight w:val="yellow"/>
-        </w:rPr>
-        <w:t xml:space="preserve">[[PLACEHOLDER: source, licence and any preprocessing of the 14,057-stay file, supplied by the authors who prepared the data]]</w:t>
+        <w:rPr/>
+        <w:t xml:space="preserve">the 14,057 stays are drawn from the public challenge training data (patient numbers 1 to 20,643), which are released under the Creative Commons Attribution 4.0 licence [5], [16]. The rule that selected this subset is not documented, and the file reached the authors with missing hourly values already replaced by column medians and five derived columns added</w:t>
       </w:r>
       <w:r>
         <w:t xml:space="preserve">. The data are not redistributed with the code. The weekly influenza-like-illness series was retrieved from the public CDC FluView ILINet system through the Delphi Epidata API on 9 October 2026 [21], [22].</w:t>
